--- a/cv/CV_Jimmy_Requena_ES.docx
+++ b/cv/CV_Jimmy_Requena_ES.docx
@@ -31,7 +31,7 @@
           <w:sz w:val="22"/>
           <w:szCs w:val="22"/>
         </w:rPr>
-        <w:t xml:space="preserve">PMO | Ingeniero de Sistemas | Fundador &amp; Automatización con IA | Maestría en Ing. Matemática e Informática | CSPO® | SMPC®</w:t>
+        <w:t xml:space="preserve">PMO | Ingeniero de Sistemas | Fundador &amp; Automatización con IA | CSPO® | SMPC®</w:t>
       </w:r>
     </w:p>
     <w:p>
@@ -45,7 +45,7 @@
           <w:sz w:val="20"/>
           <w:szCs w:val="20"/>
         </w:rPr>
-        <w:t xml:space="preserve">Santa Cruz de la Sierra, Bolivia | +591 75009349 | +1 914 222 3263 | jimrequena@bolivianotech.com | jimrequena@hotmail.com</w:t>
+        <w:t xml:space="preserve">Santa Cruz de la Sierra, Bolivia | +591 75009349 | +1 914 222 3263 | jimrequena@bolivianotech.com</w:t>
       </w:r>
     </w:p>
     <w:p>
@@ -79,7 +79,7 @@
           <w:sz w:val="21"/>
           <w:szCs w:val="21"/>
         </w:rPr>
-        <w:t xml:space="preserve">Ingeniero de Sistemas titulado, con Maestría en Ciencias de la Computación (Sistemas Flexibles Inteligentes) y más de 20 años de trayectoria liderando la planificación, el seguimiento y el control de proyectos tecnológicos para clientes en Bolivia, Latinoamérica y Estados Unidos. Ha ejercido como Project Manager, Business Analyst y coordinador de Scrum of Scrums en organizaciones como Oktana (partner de Salesforce), Digital Harbor, Orbis Compliance y Huawei Technologies, gestionando equipos multidisciplinarios (desarrollo, QA, soporte, abogados e ingenieros), control de cronogramas, gestión de riesgos y elaboración de reportes ejecutivos para stakeholders. Complementa este perfil con experiencia como Business Analyst y Product Owner en Encora, Derco (hoy Inchcape) y Oktana, y con un rol reciente como Arquitecto de Software y Especialista en Gobernanza de Datos en Nexus Robotics Group, donde diseñó arquitecturas serverless y lideró un assessment de madurez en gobernanza de datos. Actualmente combina el liderazgo de proyectos con la entrega técnica práctica: fundador y líder técnico de un portafolio de 8 emprendimientos de software propios, construyendo agentes de IA, automatizaciones con n8n y aplicaciones SaaS full-stack (Laravel, Angular), gestionando la entrega de producto mediante GitHub Issues y Projects. Cuenta con certificaciones ágiles senior (CSPO, CT-SM, ACPC, SMPC) y manejo avanzado de Microsoft Project bajo el PMBOK, Excel y Power BI. Actualmente colabora como Agile Project Manager en la propuesta US-BSW ante el Departamento de Estado de EE. UU. (en asociación con IAdáptate Bolivia y Platypus LLC, spin-off de Carnegie Mellon University) y se desempeña como docente universitario de Ingeniería de Sistemas e Inteligencia Artificial.</w:t>
+        <w:t xml:space="preserve">Ingeniero de Sistemas titulado, con Maestría en Ciencias de la Computación (Sistemas Flexibles Inteligentes) y más de 20 años de trayectoria liderando la planificación, el seguimiento y el control de proyectos tecnológicos para clientes en Bolivia, Latinoamérica y Estados Unidos. Ha ejercido como Project Manager, Business Analyst y coordinador de Scrum of Scrums en organizaciones como Oktana (partner de Salesforce), Digital Harbor, Orbis Compliance y Huawei Technologies, gestionando equipos multidisciplinarios (desarrollo, QA, soporte, abogados e ingenieros), control de cronogramas, gestión de riesgos y elaboración de reportes ejecutivos para stakeholders. Complementa este perfil con experiencia como Business Analyst y Product Owner en Encora, Derco (hoy Inchcape) y Oktana, y con un rol reciente como Arquitecto de Software y Especialista en Gobernanza de Datos en InAdvance, donde diseñó arquitecturas serverless y lideró un assessment de madurez en gobernanza de datos. Actualmente combina el liderazgo de proyectos con la entrega técnica práctica: fundador y líder técnico de un portafolio de 7 emprendimientos de software propios, construyendo agentes de IA, automatizaciones con n8n y aplicaciones SaaS full-stack (Laravel, Angular), gestionando la entrega de producto mediante GitHub Issues y Projects. Cuenta con certificaciones ágiles senior (CSPO, CT-SM, ACPC, SMPC) y manejo avanzado de Microsoft Project bajo el PMBOK, Excel y Power BI. Actualmente colabora como Agile Project Manager en la propuesta US-BSW ante el Departamento de Estado de EE. UU. (en asociación con IAdáptate Bolivia y Platypus LLC, spin-off de Carnegie Mellon University) y se desempeña como docente universitario de Ingeniería de Sistemas e Inteligencia Artificial.</w:t>
       </w:r>
     </w:p>
     <w:p>
@@ -132,7 +132,7 @@
           <w:sz w:val="26"/>
           <w:szCs w:val="26"/>
         </w:rPr>
-        <w:t xml:space="preserve">FUNDADOR Y DESARROLLO DE PRODUCTO — EMPRENDIMIENTOS PROPIOS</w:t>
+        <w:t xml:space="preserve">FUNDADOR Y DESARROLLO DE PRODUCTOS — EMPRENDIMIENTOS PROPIOS</w:t>
       </w:r>
     </w:p>
     <w:p>
@@ -163,22 +163,22 @@
           <w:sz w:val="22"/>
           <w:szCs w:val="22"/>
         </w:rPr>
-        <w:t xml:space="preserve"> | Santa Cruz, Bolivia | 2025 – Presente</w:t>
-      </w:r>
-    </w:p>
-    <w:p>
-      <w:pPr>
-        <w:spacing w:after="120"/>
-        <w:jc w:val="both"/>
-      </w:pPr>
-      <w:r>
-        <w:rPr>
-          <w:rFonts w:ascii="Calibri" w:cs="Calibri" w:eastAsia="Calibri" w:hAnsi="Calibri"/>
-          <w:color w:val="000000"/>
-          <w:sz w:val="21"/>
-          <w:szCs w:val="21"/>
-        </w:rPr>
-        <w:t xml:space="preserve">Fundó y lidera técnicamente un portafolio creciente de 8 productos de software a medida, combinando desarrollo full-stack práctico, diseño de agentes de IA y automatización de procesos. Gestiona backlogs, sprints y seguimiento de entregas mediante GitHub Issues y GitHub Projects, y actualmente completa una formación especializada en la construcción de su primera aplicación SaaS de principio a fin con Laravel (backend/API) y Angular (frontend).</w:t>
+        <w:t xml:space="preserve"> | Santa Cruz, Bolivia | 2023 – Presente</w:t>
+      </w:r>
+    </w:p>
+    <w:p>
+      <w:pPr>
+        <w:spacing w:after="120"/>
+        <w:jc w:val="both"/>
+      </w:pPr>
+      <w:r>
+        <w:rPr>
+          <w:rFonts w:ascii="Calibri" w:cs="Calibri" w:eastAsia="Calibri" w:hAnsi="Calibri"/>
+          <w:color w:val="000000"/>
+          <w:sz w:val="21"/>
+          <w:szCs w:val="21"/>
+        </w:rPr>
+        <w:t xml:space="preserve">Fundó y lidera técnicamente un portafolio creciente de 7 productos de software a medida, combinando desarrollo full-stack práctico, diseño de agentes de IA y automatización de procesos. Gestiona backlogs, sprints y seguimiento de entregas mediante GitHub Issues y GitHub Projects, y actualmente completa una formación especializada en AI-DLC y en la construcción de aplicaciones SaaS con Laravel (backend/API) y Angular (frontend).</w:t>
       </w:r>
     </w:p>
     <w:p>
@@ -278,7 +278,7 @@
           <w:sz w:val="21"/>
           <w:szCs w:val="21"/>
         </w:rPr>
-        <w:t xml:space="preserve">URBO (Cofundador) — Sistema de información móvil con seguimiento en tiempo real del recorrido de líneas de micros/transporte público para pasajeros y operadores.</w:t>
+        <w:t xml:space="preserve">CRM Personal para Venta de Ceviches — CRM ligero para gestionar pedidos, clientes y logística de entrega de un pequeño negocio de alimentos.</w:t>
       </w:r>
     </w:p>
     <w:p>
@@ -298,7 +298,7 @@
           <w:sz w:val="21"/>
           <w:szCs w:val="21"/>
         </w:rPr>
-        <w:t xml:space="preserve">CRM Personal para Venta de Ceviches — CRM ligero para gestionar pedidos, clientes y logística de entrega de un pequeño negocio de alimentos.</w:t>
+        <w:t xml:space="preserve">Kioskos de Autoservicio — Software para kioskos de autoatención orientados a la venta de artículos en general.</w:t>
       </w:r>
     </w:p>
     <w:p>
@@ -318,26 +318,6 @@
           <w:sz w:val="21"/>
           <w:szCs w:val="21"/>
         </w:rPr>
-        <w:t xml:space="preserve">Kioskos de Autoservicio — Software para kioskos de autoatención orientados a la venta de artículos en general.</w:t>
-      </w:r>
-    </w:p>
-    <w:p>
-      <w:pPr>
-        <w:pStyle w:val="ListParagraph"/>
-        <w:numPr>
-          <w:ilvl w:val="0"/>
-          <w:numId w:val="2"/>
-        </w:numPr>
-        <w:spacing w:after="60"/>
-        <w:jc w:val="both"/>
-      </w:pPr>
-      <w:r>
-        <w:rPr>
-          <w:rFonts w:ascii="Calibri" w:cs="Calibri" w:eastAsia="Calibri" w:hAnsi="Calibri"/>
-          <w:color w:val="000000"/>
-          <w:sz w:val="21"/>
-          <w:szCs w:val="21"/>
-        </w:rPr>
         <w:t xml:space="preserve">Sistema de Reservas para Citas Médicas — Plataforma de agendamiento en línea de citas para consultorios y centros médicos.</w:t>
       </w:r>
     </w:p>
@@ -353,7 +333,7 @@
           <w:sz w:val="21"/>
           <w:szCs w:val="21"/>
         </w:rPr>
-        <w:t xml:space="preserve">Aplica agentes de IA y automatizaciones con n8n en estos emprendimientos para optimizar la comunicación con clientes, el agendamiento, los recordatorios de pago y los reportes operativos.</w:t>
+        <w:t xml:space="preserve">Aplica agentes de IA y automatizaciones con n8n en estos emprendimientos para optimizar la comunicación con clientes, el agendamiento, la realización de encuestas, la gestión de recordatorios de pago y cobranzas, y los reportes operativos.</w:t>
       </w:r>
     </w:p>
     <w:p>
@@ -436,7 +416,7 @@
           <w:sz w:val="22"/>
           <w:szCs w:val="22"/>
         </w:rPr>
-        <w:t xml:space="preserve">Coordinador — Nexus Robotics Group (NexusPatio Tech y Motoclick)</w:t>
+        <w:t xml:space="preserve">Consultor Coordinador — NexusPatio Tech y Motoclick</w:t>
       </w:r>
       <w:r>
         <w:rPr>
@@ -449,22 +429,22 @@
           <w:sz w:val="22"/>
           <w:szCs w:val="22"/>
         </w:rPr>
-        <w:t xml:space="preserve"> | Bolivia / EE. UU. | 12/2025 – Presente</w:t>
-      </w:r>
-    </w:p>
-    <w:p>
-      <w:pPr>
-        <w:spacing w:after="120"/>
-        <w:jc w:val="both"/>
-      </w:pPr>
-      <w:r>
-        <w:rPr>
-          <w:rFonts w:ascii="Calibri" w:cs="Calibri" w:eastAsia="Calibri" w:hAnsi="Calibri"/>
-          <w:color w:val="000000"/>
-          <w:sz w:val="21"/>
-          <w:szCs w:val="21"/>
-        </w:rPr>
-        <w:t xml:space="preserve">Coordina los proyectos tecnológicos de las distintas unidades del grupo Nexus Robotics: Patio Service y NexusPatio Tech, sus servicios de delivery en Bolivia, y Motoclick, su unidad de delivery en Estados Unidos. Da seguimiento al alcance, cronograma y avance de los proyectos entre los equipos de las distintas líneas de negocio del grupo.</w:t>
+        <w:t xml:space="preserve"> | Bolivia / EE. UU. | 12/2025 – 08/2026</w:t>
+      </w:r>
+    </w:p>
+    <w:p>
+      <w:pPr>
+        <w:spacing w:after="120"/>
+        <w:jc w:val="both"/>
+      </w:pPr>
+      <w:r>
+        <w:rPr>
+          <w:rFonts w:ascii="Calibri" w:cs="Calibri" w:eastAsia="Calibri" w:hAnsi="Calibri"/>
+          <w:color w:val="000000"/>
+          <w:sz w:val="21"/>
+          <w:szCs w:val="21"/>
+        </w:rPr>
+        <w:t xml:space="preserve">Coordinó los proyectos tecnológicos de las distintas unidades de Patio Service y NexusPatio Tech, sus servicios de delivery en Bolivia, y Motoclick, su unidad de delivery en Estados Unidos. Reorganizó y dio seguimiento al alcance, cronograma y avance de los proyectos entre los equipos de las distintas líneas de negocio del grupo.</w:t>
       </w:r>
     </w:p>
     <w:p>
@@ -482,7 +462,7 @@
           <w:sz w:val="22"/>
           <w:szCs w:val="22"/>
         </w:rPr>
-        <w:t xml:space="preserve">Arquitecto de Software | Especialista en Gobernanza de Datos — Nexus Robotics Group</w:t>
+        <w:t xml:space="preserve">Arquitecto de Software | Especialista en Gobernanza de Datos — InAdvance</w:t>
       </w:r>
       <w:r>
         <w:rPr>
@@ -495,7 +475,7 @@
           <w:sz w:val="22"/>
           <w:szCs w:val="22"/>
         </w:rPr>
-        <w:t xml:space="preserve"> | Santa Cruz, Bolivia | 02/2025 – 12/2025</w:t>
+        <w:t xml:space="preserve"> | 02/2025 – 12/2025</w:t>
       </w:r>
     </w:p>
     <w:p>
@@ -1017,22 +997,22 @@
           <w:sz w:val="21"/>
           <w:szCs w:val="21"/>
         </w:rPr>
-        <w:t xml:space="preserve">Trayectoria docente ininterrumpida dictando de forma simultánea materias de programación, sistemas de información, sistemas operativos, ingeniería de software, inteligencia de negocios y, actualmente, inteligencia artificial. Integra IA de forma transparente y pedagógica en el proceso evaluado. Ponente sobre agentes de inteligencia artificial en el Congreso UPDS de IA y Tecnologías Digitales (mayo 2026).</w:t>
-      </w:r>
-    </w:p>
-    <w:p>
-      <w:pPr>
-        <w:spacing w:after="120"/>
-        <w:jc w:val="both"/>
-      </w:pPr>
-      <w:r>
-        <w:rPr>
-          <w:rFonts w:ascii="Calibri" w:cs="Calibri" w:eastAsia="Calibri" w:hAnsi="Calibri"/>
-          <w:color w:val="000000"/>
-          <w:sz w:val="21"/>
-          <w:szCs w:val="21"/>
-        </w:rPr>
-        <w:t xml:space="preserve">Materias dictadas: Auditoría de Sistemas I, Base de Datos II, Diseño Web II, Ingeniería de Software I y II, Inteligencia Artificial I, Inteligencia de Negocios, Programación II, III y IV, Programación Web II, Sistemas de Información I y II, Sistemas Operativos II, Tecnologías Web II. Carga actual: Tecnologías Web II (7mo semestre), Auditoría de Sistemas I (9no semestre), Inteligencia Artificial I (9no semestre).</w:t>
+        <w:t xml:space="preserve">Trayectoria docente ininterrumpida dictando de forma simultánea materias de programación, sistemas de información, sistemas operativos, Ingeniería de Software II, Inteligencia de Negocios e Inteligencia Artificial, y actualmente Ingeniería de Software I. Integra la IA de forma transparente y pedagógica en el proceso evaluado. Fue ponente sobre agentes de inteligencia artificial en el Congreso UPDS de IA y Tecnologías Digitales (mayo 2026). Actualmente participa en la elaboración del Diplomado de Inteligencia Artificial Aplicada a Entornos Empresariales y en la redacción de un artículo sobre GUIDE, guía de ética y autoría en la elaboración de rúbricas evaluativas.</w:t>
+      </w:r>
+    </w:p>
+    <w:p>
+      <w:pPr>
+        <w:spacing w:after="120"/>
+        <w:jc w:val="both"/>
+      </w:pPr>
+      <w:r>
+        <w:rPr>
+          <w:rFonts w:ascii="Calibri" w:cs="Calibri" w:eastAsia="Calibri" w:hAnsi="Calibri"/>
+          <w:color w:val="000000"/>
+          <w:sz w:val="21"/>
+          <w:szCs w:val="21"/>
+        </w:rPr>
+        <w:t xml:space="preserve">Materias dictadas: Auditoría de Sistemas I, Base de Datos II, Diseño Web II, Ingeniería de Software I y II, Inteligencia Artificial I, Inteligencia de Negocios, Programación II, III y IV, Programación Web II, Sistemas de Información I y II, Sistemas Operativos II, Tecnologías Web II. Carga actual: Ingeniería de Software I, de 19:00 a 22:00 (sexto semestre).</w:t>
       </w:r>
     </w:p>
     <w:p>
@@ -1050,7 +1030,7 @@
           <w:sz w:val="22"/>
           <w:szCs w:val="22"/>
         </w:rPr>
-        <w:t xml:space="preserve">Docente — Base de Datos I y II, Programación Web (Oracle) — UTEPSA</w:t>
+        <w:t xml:space="preserve">Docente — Base de Datos I y II, Programación Web — UTEPSA</w:t>
       </w:r>
       <w:r>
         <w:rPr>
@@ -1078,7 +1058,7 @@
           <w:sz w:val="21"/>
           <w:szCs w:val="21"/>
         </w:rPr>
-        <w:t xml:space="preserve">Docente de Base de Datos I y II y Programación Web con jQuery Mobile; facilitó talleres de creación de proyectos de software.</w:t>
+        <w:t xml:space="preserve">Docente de Base de Datos I y II y Programación Web con jQuery Mobile; facilitó talleres de proyectos de Web Apps.</w:t>
       </w:r>
     </w:p>
     <w:p>
@@ -1139,7 +1119,7 @@
           <w:sz w:val="21"/>
           <w:szCs w:val="21"/>
         </w:rPr>
-        <w:t xml:space="preserve">Docencias adicionales: Escuela Naval Militar (ENM) (1996); Instructor Auxiliar, Facultad de Ingeniería, Universidad Mayor de San Andrés (UMSA), La Paz (1998); Auxiliar del Centro de Cómputo, Universidad Católica Boliviana "San Pablo," La Paz (2001); Instructor Oracle Developer, Instituto Cognos (2008).</w:t>
+        <w:t xml:space="preserve">Docencias adicionales: Escuela Naval Militar (ENM) (1996); Instructor Auxiliar, Facultad de Ingeniería, Universidad Mayor de San Andrés (UMSA), La Paz (1998); Auxiliar del Centro de Cómputo, Universidad Católica Boliviana "San Pablo," La Paz (2001); Instructor Oracle en el Instituto Cognos (2008) y de Programación en el Instituto Domingo Savio.</w:t>
       </w:r>
     </w:p>
     <w:p>
@@ -1176,52 +1156,6 @@
           <w:sz w:val="22"/>
           <w:szCs w:val="22"/>
         </w:rPr>
-        <w:t xml:space="preserve">Desarrollo de Aplicaciones SaaS — Laravel &amp; Angular</w:t>
-      </w:r>
-      <w:r>
-        <w:rPr>
-          <w:rFonts w:ascii="Calibri" w:cs="Calibri" w:eastAsia="Calibri" w:hAnsi="Calibri"/>
-          <w:b/>
-          <w:bCs/>
-          <w:i/>
-          <w:iCs/>
-          <w:color w:val="404040"/>
-          <w:sz w:val="22"/>
-          <w:szCs w:val="22"/>
-        </w:rPr>
-        <w:t xml:space="preserve"> | 2026</w:t>
-      </w:r>
-    </w:p>
-    <w:p>
-      <w:pPr>
-        <w:spacing w:after="120"/>
-        <w:jc w:val="both"/>
-      </w:pPr>
-      <w:r>
-        <w:rPr>
-          <w:rFonts w:ascii="Calibri" w:cs="Calibri" w:eastAsia="Calibri" w:hAnsi="Calibri"/>
-          <w:color w:val="000000"/>
-          <w:sz w:val="21"/>
-          <w:szCs w:val="21"/>
-        </w:rPr>
-        <w:t xml:space="preserve">Curso práctico de construcción de una aplicación SaaS de principio a fin: API REST y arquitectura backend con Laravel, y frontend SPA con Angular.</w:t>
-      </w:r>
-    </w:p>
-    <w:p>
-      <w:pPr>
-        <w:spacing w:after="40" w:before="160"/>
-      </w:pPr>
-      <w:r>
-        <w:rPr>
-          <w:rFonts w:ascii="Calibri" w:cs="Calibri" w:eastAsia="Calibri" w:hAnsi="Calibri"/>
-          <w:b/>
-          <w:bCs/>
-          <w:i w:val="false"/>
-          <w:iCs w:val="false"/>
-          <w:color w:val="000000"/>
-          <w:sz w:val="22"/>
-          <w:szCs w:val="22"/>
-        </w:rPr>
         <w:t xml:space="preserve">Maestría en Ingeniería Matemática e Informática</w:t>
       </w:r>
       <w:r>
@@ -1382,26 +1316,26 @@
           <w:sz w:val="21"/>
           <w:szCs w:val="21"/>
         </w:rPr>
-        <w:t xml:space="preserve">PMBOK, Microsoft Project, Jira, Confluence, GitHub Issues &amp; Projects, Scrum/Kanban/SAFe, gestión de riesgos y cronogramas.</w:t>
-      </w:r>
-    </w:p>
-    <w:p>
-      <w:pPr>
-        <w:spacing w:after="120"/>
-        <w:jc w:val="both"/>
-      </w:pPr>
-      <w:r>
-        <w:rPr>
-          <w:rFonts w:ascii="Calibri" w:cs="Calibri" w:eastAsia="Calibri" w:hAnsi="Calibri"/>
-          <w:b/>
-          <w:bCs/>
-          <w:i w:val="false"/>
-          <w:iCs w:val="false"/>
-          <w:color w:val="000000"/>
-          <w:sz w:val="21"/>
-          <w:szCs w:val="21"/>
-        </w:rPr>
-        <w:t xml:space="preserve">Desarrollo de software: </w:t>
+        <w:t xml:space="preserve">PMBOK, gestión de proyectos con Claude AI, GitHub Issues, Microsoft Project, Azure DevOps, Jira, Confluence, ClickUp, Assembla, Scrum/Kanban/SAFe, gestión de riesgos y cronogramas.</w:t>
+      </w:r>
+    </w:p>
+    <w:p>
+      <w:pPr>
+        <w:spacing w:after="120"/>
+        <w:jc w:val="both"/>
+      </w:pPr>
+      <w:r>
+        <w:rPr>
+          <w:rFonts w:ascii="Calibri" w:cs="Calibri" w:eastAsia="Calibri" w:hAnsi="Calibri"/>
+          <w:b/>
+          <w:bCs/>
+          <w:i w:val="false"/>
+          <w:iCs w:val="false"/>
+          <w:color w:val="000000"/>
+          <w:sz w:val="21"/>
+          <w:szCs w:val="21"/>
+        </w:rPr>
+        <w:t xml:space="preserve">Desarrollo y customización de software: </w:t>
       </w:r>
       <w:r>
         <w:rPr>
@@ -1414,7 +1348,7 @@
           <w:sz w:val="21"/>
           <w:szCs w:val="21"/>
         </w:rPr>
-        <w:t xml:space="preserve">Laravel, Angular, PHP, JavaScript/TypeScript, Node.js, APIs REST.</w:t>
+        <w:t xml:space="preserve">JavaScript/TypeScript, Node.js, Nest.js, React.js, Laravel, Angular, PHP, microservicios, WebSockets y APIs REST; además de Salesforce (Service/Marketing Cloud), Figma, UML y Excel avanzado.</w:t>
       </w:r>
     </w:p>
     <w:p>
@@ -1446,7 +1380,7 @@
           <w:sz w:val="21"/>
           <w:szCs w:val="21"/>
         </w:rPr>
-        <w:t xml:space="preserve">Agentes de IA (diseño y orquestación), automatización de flujos con n8n, Google Dialogflow, aplicaciones integradas con LLM.</w:t>
+        <w:t xml:space="preserve">Agentes de IA (diseño y orquestación), automatización de flujos con n8n, API Dialogflow de Google, y distintas integraciones y migraciones de aplicaciones y LLMs.</w:t>
       </w:r>
     </w:p>
     <w:p>
@@ -1479,38 +1413,6 @@
           <w:szCs w:val="21"/>
         </w:rPr>
         <w:t xml:space="preserve">SQL Server, PL/SQL, Oracle, Data Mart/Data Warehouse, Power BI, Tableau, SSRS/SSAS/SSIS, Azure Data Lake con PySpark.</w:t>
-      </w:r>
-    </w:p>
-    <w:p>
-      <w:pPr>
-        <w:spacing w:after="120"/>
-        <w:jc w:val="both"/>
-      </w:pPr>
-      <w:r>
-        <w:rPr>
-          <w:rFonts w:ascii="Calibri" w:cs="Calibri" w:eastAsia="Calibri" w:hAnsi="Calibri"/>
-          <w:b/>
-          <w:bCs/>
-          <w:i w:val="false"/>
-          <w:iCs w:val="false"/>
-          <w:color w:val="000000"/>
-          <w:sz w:val="21"/>
-          <w:szCs w:val="21"/>
-        </w:rPr>
-        <w:t xml:space="preserve">Otros: </w:t>
-      </w:r>
-      <w:r>
-        <w:rPr>
-          <w:rFonts w:ascii="Calibri" w:cs="Calibri" w:eastAsia="Calibri" w:hAnsi="Calibri"/>
-          <w:b w:val="false"/>
-          <w:bCs w:val="false"/>
-          <w:i w:val="false"/>
-          <w:iCs w:val="false"/>
-          <w:color w:val="000000"/>
-          <w:sz w:val="21"/>
-          <w:szCs w:val="21"/>
-        </w:rPr>
-        <w:t xml:space="preserve">Salesforce (Service/Marketing Cloud), Figma, UML, Excel avanzado.</w:t>
       </w:r>
     </w:p>
     <w:p>
